--- a/docs/TSG_API_Guidebook.docx
+++ b/docs/TSG_API_Guidebook.docx
@@ -19227,6 +19227,25 @@
           <w:sz w:val="15"/>
           <w:szCs w:val="15"/>
         </w:rPr>
+        <w:t xml:space="preserve">  "controls_unavailable": false,</w:t>
+      </w:r>
+    </w:p>
+    <w:p>
+      <w:pPr>
+        <w:keepNext w:val="false"/>
+        <w:pBdr>
+          <w:left w:val="single" w:color="4338CA" w:sz="12" w:space="6"/>
+        </w:pBdr>
+        <w:shd w:fill="F3F4F8" w:val="clear"/>
+        <w:spacing w:after="0" w:before="0" w:line="240"/>
+        <w:ind w:left="170" w:right="170"/>
+      </w:pPr>
+      <w:r>
+        <w:rPr>
+          <w:rFonts w:ascii="Consolas" w:cs="Consolas" w:eastAsia="Consolas" w:hAnsi="Consolas"/>
+          <w:sz w:val="15"/>
+          <w:szCs w:val="15"/>
+        </w:rPr>
         <w:t xml:space="preserve">  "review_status": "&lt;review_status&gt;",</w:t>
       </w:r>
     </w:p>
@@ -20315,7 +20334,7 @@
         <w:rPr>
           <w:rFonts w:ascii="Calibri" w:cs="Calibri" w:eastAsia="Calibri" w:hAnsi="Calibri"/>
         </w:rPr>
-        <w:t xml:space="preserve">Omit plan_id (or pass the active version's own id) to review the current plan — a re-review simply overwrites (latest wins). Pass a HISTORICAL plan_id (from GET ?include_superseded=true) with decision="approved" to atomically make that version active AND approve it in one call; the same historical plan_id with decision="rejected" is refused (409 version_not_active) since it's already not the operative plan and rejecting it changes nothing. Only a COMPLETE plan is reviewable — reviewing a RUNNING or ERROR plan always 409s not_complete. plan_id is canonicalized/validated as a GUID at the schema boundary before any DB lookup.</w:t>
+        <w:t xml:space="preserve">plan_id is REQUIRED — a verdict always names the version it applies to, so a regeneration landing between the reviewer's GET and this POST can never redirect it onto a plan nobody read; omitting it is a 422. Pass the ACTIVE version's own id to review the current plan — a re-review simply overwrites (latest wins). Pass a HISTORICAL plan_id (from GET ?include_superseded=true) with decision="approved" to atomically make that version active AND approve it in one call; the same historical plan_id with decision="rejected" is refused (409 version_not_active) since it's already not the operative plan and rejecting it changes nothing. Only a COMPLETE plan is reviewable — reviewing a RUNNING or ERROR plan always 409s not_complete. plan_id is canonicalized/validated as a GUID at the schema boundary before any DB lookup.</w:t>
       </w:r>
     </w:p>
     <w:p>
@@ -23319,6 +23338,25 @@
           <w:sz w:val="15"/>
           <w:szCs w:val="15"/>
         </w:rPr>
+        <w:t xml:space="preserve">          "controls_unavailable": false,</w:t>
+      </w:r>
+    </w:p>
+    <w:p>
+      <w:pPr>
+        <w:keepNext w:val="false"/>
+        <w:pBdr>
+          <w:left w:val="single" w:color="4338CA" w:sz="12" w:space="6"/>
+        </w:pBdr>
+        <w:shd w:fill="F3F4F8" w:val="clear"/>
+        <w:spacing w:after="0" w:before="0" w:line="240"/>
+        <w:ind w:left="170" w:right="170"/>
+      </w:pPr>
+      <w:r>
+        <w:rPr>
+          <w:rFonts w:ascii="Consolas" w:cs="Consolas" w:eastAsia="Consolas" w:hAnsi="Consolas"/>
+          <w:sz w:val="15"/>
+          <w:szCs w:val="15"/>
+        </w:rPr>
         <w:t xml:space="preserve">          "risk_level": "&lt;risk_level&gt;",</w:t>
       </w:r>
     </w:p>
@@ -25125,6 +25163,25 @@
           <w:szCs w:val="15"/>
         </w:rPr>
         <w:t xml:space="preserve">          ],</w:t>
+      </w:r>
+    </w:p>
+    <w:p>
+      <w:pPr>
+        <w:keepNext w:val="false"/>
+        <w:pBdr>
+          <w:left w:val="single" w:color="4338CA" w:sz="12" w:space="6"/>
+        </w:pBdr>
+        <w:shd w:fill="F3F4F8" w:val="clear"/>
+        <w:spacing w:after="0" w:before="0" w:line="240"/>
+        <w:ind w:left="170" w:right="170"/>
+      </w:pPr>
+      <w:r>
+        <w:rPr>
+          <w:rFonts w:ascii="Consolas" w:cs="Consolas" w:eastAsia="Consolas" w:hAnsi="Consolas"/>
+          <w:sz w:val="15"/>
+          <w:szCs w:val="15"/>
+        </w:rPr>
+        <w:t xml:space="preserve">          "controls_unavailable": false,</w:t>
       </w:r>
     </w:p>
     <w:p>
@@ -27232,6 +27289,25 @@
           <w:szCs w:val="15"/>
         </w:rPr>
         <w:t xml:space="preserve">      ],</w:t>
+      </w:r>
+    </w:p>
+    <w:p>
+      <w:pPr>
+        <w:keepNext w:val="false"/>
+        <w:pBdr>
+          <w:left w:val="single" w:color="4338CA" w:sz="12" w:space="6"/>
+        </w:pBdr>
+        <w:shd w:fill="F3F4F8" w:val="clear"/>
+        <w:spacing w:after="0" w:before="0" w:line="240"/>
+        <w:ind w:left="170" w:right="170"/>
+      </w:pPr>
+      <w:r>
+        <w:rPr>
+          <w:rFonts w:ascii="Consolas" w:cs="Consolas" w:eastAsia="Consolas" w:hAnsi="Consolas"/>
+          <w:sz w:val="15"/>
+          <w:szCs w:val="15"/>
+        </w:rPr>
+        <w:t xml:space="preserve">      "controls_unavailable": false,</w:t>
       </w:r>
     </w:p>
     <w:p>
